--- a/DS5030Lab02FinalReportEDIT_SAL.docx
+++ b/DS5030Lab02FinalReportEDIT_SAL.docx
@@ -18,255 +18,31 @@
           <w:sz w:val="22"/>
           <w:szCs w:val="22"/>
         </w:rPr>
-        <w:t xml:space="preserve">We evaluated the five lyric-based similarity measures </w:t>
-      </w:r>
-      <w:r>
-        <w:rPr>
-          <w:rFonts w:ascii="Times New Roman" w:hAnsi="Times New Roman" w:cs="Times New Roman"/>
-          <w:sz w:val="22"/>
-          <w:szCs w:val="22"/>
-        </w:rPr>
-        <w:t xml:space="preserve">derived from overlapping word counts </w:t>
-      </w:r>
-      <w:r>
-        <w:rPr>
-          <w:rFonts w:ascii="Times New Roman" w:hAnsi="Times New Roman" w:cs="Times New Roman"/>
-          <w:sz w:val="22"/>
-          <w:szCs w:val="22"/>
-        </w:rPr>
-        <w:t>for recommending songs: raw do</w:t>
-      </w:r>
-      <w:r>
-        <w:rPr>
-          <w:rFonts w:ascii="Times New Roman" w:hAnsi="Times New Roman" w:cs="Times New Roman"/>
-          <w:sz w:val="22"/>
-          <w:szCs w:val="22"/>
-        </w:rPr>
-        <w:t>t</w:t>
-      </w:r>
-      <w:r>
-        <w:rPr>
-          <w:rFonts w:ascii="Times New Roman" w:hAnsi="Times New Roman" w:cs="Times New Roman"/>
-          <w:sz w:val="22"/>
-          <w:szCs w:val="22"/>
-        </w:rPr>
-        <w:t xml:space="preserve"> product, cosine </w:t>
-      </w:r>
-      <w:r>
-        <w:rPr>
-          <w:rFonts w:ascii="Times New Roman" w:hAnsi="Times New Roman" w:cs="Times New Roman"/>
-          <w:sz w:val="22"/>
-          <w:szCs w:val="22"/>
-        </w:rPr>
-        <w:t>similarity</w:t>
-      </w:r>
-      <w:r>
-        <w:rPr>
-          <w:rFonts w:ascii="Times New Roman" w:hAnsi="Times New Roman" w:cs="Times New Roman"/>
-          <w:sz w:val="22"/>
-          <w:szCs w:val="22"/>
-        </w:rPr>
-        <w:t xml:space="preserve">, TF-IDF cosine similarity, and binary cosine similarity. For </w:t>
-      </w:r>
-      <w:r>
-        <w:rPr>
-          <w:rFonts w:ascii="Times New Roman" w:hAnsi="Times New Roman" w:cs="Times New Roman"/>
-          <w:sz w:val="22"/>
-          <w:szCs w:val="22"/>
-        </w:rPr>
-        <w:t xml:space="preserve">each </w:t>
-      </w:r>
-      <w:r>
-        <w:rPr>
-          <w:rFonts w:ascii="Times New Roman" w:hAnsi="Times New Roman" w:cs="Times New Roman"/>
-          <w:sz w:val="22"/>
-          <w:szCs w:val="22"/>
-        </w:rPr>
-        <w:t xml:space="preserve">Top-40 query song, the system selected the two highest-scoring recommendations and evaluated whether those songs shared the same genre as the query song. </w:t>
-      </w:r>
-      <w:r>
-        <w:rPr>
-          <w:rFonts w:ascii="Times New Roman" w:hAnsi="Times New Roman" w:cs="Times New Roman"/>
-          <w:sz w:val="22"/>
-          <w:szCs w:val="22"/>
-        </w:rPr>
-        <w:t xml:space="preserve">The ratio of successful matches </w:t>
-      </w:r>
-      <w:r>
-        <w:rPr>
-          <w:rFonts w:ascii="Times New Roman" w:hAnsi="Times New Roman" w:cs="Times New Roman"/>
-          <w:sz w:val="22"/>
-          <w:szCs w:val="22"/>
-        </w:rPr>
-        <w:t>Binary cosine similarity performed the best, achieving a precision@2</w:t>
-      </w:r>
-      <w:r>
-        <w:rPr>
-          <w:rFonts w:ascii="Times New Roman" w:hAnsi="Times New Roman" w:cs="Times New Roman"/>
-          <w:sz w:val="22"/>
-          <w:szCs w:val="22"/>
-        </w:rPr>
-        <w:t xml:space="preserve"> (proportion of successful genre matches)</w:t>
-      </w:r>
-      <w:r>
-        <w:rPr>
-          <w:rFonts w:ascii="Times New Roman" w:hAnsi="Times New Roman" w:cs="Times New Roman"/>
-          <w:sz w:val="22"/>
-          <w:szCs w:val="22"/>
-        </w:rPr>
-        <w:t xml:space="preserve"> of approximately 0.24, </w:t>
-      </w:r>
-      <w:r>
-        <w:rPr>
-          <w:rFonts w:ascii="Times New Roman" w:hAnsi="Times New Roman" w:cs="Times New Roman"/>
-          <w:sz w:val="22"/>
-          <w:szCs w:val="22"/>
-        </w:rPr>
-        <w:t>compared</w:t>
-      </w:r>
-      <w:r>
-        <w:rPr>
-          <w:rFonts w:ascii="Times New Roman" w:hAnsi="Times New Roman" w:cs="Times New Roman"/>
-          <w:sz w:val="22"/>
-          <w:szCs w:val="22"/>
-        </w:rPr>
-        <w:t xml:space="preserve"> with 0.21 for TF-IDF cosine, 0.20 for raw cosine, 0.10 for TF-IDF dot product, and 0.08 for raw </w:t>
-      </w:r>
-      <w:r>
-        <w:rPr>
-          <w:rFonts w:ascii="Times New Roman" w:hAnsi="Times New Roman" w:cs="Times New Roman"/>
-          <w:sz w:val="22"/>
-          <w:szCs w:val="22"/>
-        </w:rPr>
-        <w:t xml:space="preserve">dot </w:t>
-      </w:r>
-      <w:r>
-        <w:rPr>
-          <w:rFonts w:ascii="Times New Roman" w:hAnsi="Times New Roman" w:cs="Times New Roman"/>
-          <w:sz w:val="22"/>
-          <w:szCs w:val="22"/>
-        </w:rPr>
-        <w:t xml:space="preserve">product. Based on these results, we recommend binary cosine similarity for this lyric-only prototype. Unlike the other methods, binary cosine focuses on whether a word is present or absent </w:t>
-      </w:r>
-      <w:r>
-        <w:rPr>
-          <w:rFonts w:ascii="Times New Roman" w:hAnsi="Times New Roman" w:cs="Times New Roman"/>
-          <w:sz w:val="22"/>
-          <w:szCs w:val="22"/>
-        </w:rPr>
-        <w:t xml:space="preserve">in both songs </w:t>
-      </w:r>
-      <w:r>
-        <w:rPr>
-          <w:rFonts w:ascii="Times New Roman" w:hAnsi="Times New Roman" w:cs="Times New Roman"/>
-          <w:sz w:val="22"/>
-          <w:szCs w:val="22"/>
-        </w:rPr>
-        <w:t>rather than how frequently it appears</w:t>
-      </w:r>
-      <w:r>
-        <w:rPr>
-          <w:rFonts w:ascii="Times New Roman" w:hAnsi="Times New Roman" w:cs="Times New Roman"/>
-          <w:sz w:val="22"/>
-          <w:szCs w:val="22"/>
-        </w:rPr>
-        <w:t xml:space="preserve"> in both songs</w:t>
-      </w:r>
-      <w:r>
-        <w:rPr>
-          <w:rFonts w:ascii="Times New Roman" w:hAnsi="Times New Roman" w:cs="Times New Roman"/>
-          <w:sz w:val="22"/>
-          <w:szCs w:val="22"/>
-        </w:rPr>
-        <w:t xml:space="preserve">. </w:t>
-      </w:r>
-      <w:r>
-        <w:rPr>
-          <w:rFonts w:ascii="Times New Roman" w:hAnsi="Times New Roman" w:cs="Times New Roman"/>
-          <w:sz w:val="22"/>
-          <w:szCs w:val="22"/>
-        </w:rPr>
-        <w:t>The</w:t>
-      </w:r>
-      <w:r>
-        <w:rPr>
-          <w:rFonts w:ascii="Times New Roman" w:hAnsi="Times New Roman" w:cs="Times New Roman"/>
-          <w:sz w:val="22"/>
-          <w:szCs w:val="22"/>
-        </w:rPr>
-        <w:t xml:space="preserve"> s</w:t>
-      </w:r>
-      <w:r>
-        <w:rPr>
-          <w:rFonts w:ascii="Times New Roman" w:hAnsi="Times New Roman" w:cs="Times New Roman"/>
-          <w:sz w:val="22"/>
-          <w:szCs w:val="22"/>
-        </w:rPr>
-        <w:t>tronger performance</w:t>
-      </w:r>
-      <w:r>
-        <w:rPr>
-          <w:rFonts w:ascii="Times New Roman" w:hAnsi="Times New Roman" w:cs="Times New Roman"/>
-          <w:sz w:val="22"/>
-          <w:szCs w:val="22"/>
-        </w:rPr>
-        <w:t xml:space="preserve"> of the binary cosine method</w:t>
-      </w:r>
-      <w:r>
-        <w:rPr>
-          <w:rFonts w:ascii="Times New Roman" w:hAnsi="Times New Roman" w:cs="Times New Roman"/>
-          <w:sz w:val="22"/>
-          <w:szCs w:val="22"/>
-        </w:rPr>
-        <w:t xml:space="preserve"> suggests that shared </w:t>
-      </w:r>
-      <w:r>
-        <w:rPr>
-          <w:rFonts w:ascii="Times New Roman" w:hAnsi="Times New Roman" w:cs="Times New Roman"/>
-          <w:sz w:val="22"/>
-          <w:szCs w:val="22"/>
-        </w:rPr>
-        <w:t>vocabulary</w:t>
-      </w:r>
-      <w:r>
-        <w:rPr>
-          <w:rFonts w:ascii="Times New Roman" w:hAnsi="Times New Roman" w:cs="Times New Roman"/>
-          <w:sz w:val="22"/>
-          <w:szCs w:val="22"/>
-        </w:rPr>
-        <w:t xml:space="preserve"> may be more informative for identifying similar songs than the </w:t>
-      </w:r>
-      <w:r>
-        <w:rPr>
-          <w:rFonts w:ascii="Times New Roman" w:hAnsi="Times New Roman" w:cs="Times New Roman"/>
-          <w:sz w:val="22"/>
-          <w:szCs w:val="22"/>
-        </w:rPr>
-        <w:t>frequency</w:t>
-      </w:r>
-      <w:r>
-        <w:rPr>
-          <w:rFonts w:ascii="Times New Roman" w:hAnsi="Times New Roman" w:cs="Times New Roman"/>
-          <w:sz w:val="22"/>
-          <w:szCs w:val="22"/>
-        </w:rPr>
-        <w:t xml:space="preserve"> of individual words</w:t>
-      </w:r>
-      <w:r>
-        <w:rPr>
-          <w:rFonts w:ascii="Times New Roman" w:hAnsi="Times New Roman" w:cs="Times New Roman"/>
-          <w:sz w:val="22"/>
-          <w:szCs w:val="22"/>
-        </w:rPr>
-        <w:t xml:space="preserve"> in that shared vocabulary</w:t>
-      </w:r>
-      <w:r>
-        <w:rPr>
-          <w:rFonts w:ascii="Times New Roman" w:hAnsi="Times New Roman" w:cs="Times New Roman"/>
-          <w:sz w:val="22"/>
-          <w:szCs w:val="22"/>
-        </w:rPr>
-        <w:t xml:space="preserve">, and that repeated word usage may introduce noise rather than improve the similarity measure. </w:t>
+        <w:t xml:space="preserve"> Kruth</w:t>
+      </w:r>
+      <w:r>
+        <w:rPr>
+          <w:rFonts w:ascii="Times New Roman" w:hAnsi="Times New Roman" w:cs="Times New Roman"/>
+          <w:sz w:val="22"/>
+          <w:szCs w:val="22"/>
+        </w:rPr>
+        <w:t>i Jayendra,</w:t>
+      </w:r>
+      <w:r>
+        <w:rPr>
+          <w:rFonts w:ascii="Times New Roman" w:hAnsi="Times New Roman" w:cs="Times New Roman"/>
+          <w:sz w:val="22"/>
+          <w:szCs w:val="22"/>
+        </w:rPr>
+        <w:t xml:space="preserve"> Shawn June and</w:t>
+      </w:r>
+      <w:r>
+        <w:rPr>
+          <w:rFonts w:ascii="Times New Roman" w:hAnsi="Times New Roman" w:cs="Times New Roman"/>
+          <w:sz w:val="22"/>
+          <w:szCs w:val="22"/>
+        </w:rPr>
+        <w:t xml:space="preserve"> Sally Linkenauger</w:t>
       </w:r>
     </w:p>
     <w:p>
@@ -279,126 +55,6 @@
           <w:szCs w:val="22"/>
         </w:rPr>
       </w:pPr>
-      <w:r>
-        <w:rPr>
-          <w:rFonts w:ascii="Times New Roman" w:hAnsi="Times New Roman" w:cs="Times New Roman"/>
-          <w:sz w:val="22"/>
-          <w:szCs w:val="22"/>
-        </w:rPr>
-        <w:t>The ranking examples also show why binary cosine was the strongest of the five methods, although its recommendations were still inconsistent. For Nine Inch Nails’ rock song “Burn,” binary cosine correctly matched it with “Web in Front,” another rock song, while TF-IDF cosine</w:t>
-      </w:r>
-      <w:r>
-        <w:rPr>
-          <w:rFonts w:ascii="Times New Roman" w:hAnsi="Times New Roman" w:cs="Times New Roman"/>
-          <w:sz w:val="22"/>
-          <w:szCs w:val="22"/>
-        </w:rPr>
-        <w:t>, the second-best method,</w:t>
-      </w:r>
-      <w:r>
-        <w:rPr>
-          <w:rFonts w:ascii="Times New Roman" w:hAnsi="Times New Roman" w:cs="Times New Roman"/>
-          <w:sz w:val="22"/>
-          <w:szCs w:val="22"/>
-        </w:rPr>
-        <w:t xml:space="preserve"> instead recommended “Crazy World,” an electronic song, and “</w:t>
-      </w:r>
-      <w:r>
-        <w:rPr>
-          <w:rFonts w:ascii="Times New Roman" w:hAnsi="Times New Roman" w:cs="Times New Roman"/>
-          <w:sz w:val="22"/>
-          <w:szCs w:val="22"/>
-        </w:rPr>
-        <w:t>F</w:t>
-      </w:r>
-      <w:r>
-        <w:rPr>
-          <w:rFonts w:ascii="Times New Roman" w:hAnsi="Times New Roman" w:cs="Times New Roman"/>
-          <w:sz w:val="22"/>
-          <w:szCs w:val="22"/>
-        </w:rPr>
-        <w:t xml:space="preserve">ire in Babylon,” a metal song. A similar pattern appeared with David Gray’s folk song “Sail Away,” </w:t>
-      </w:r>
-      <w:r>
-        <w:rPr>
-          <w:rFonts w:ascii="Times New Roman" w:hAnsi="Times New Roman" w:cs="Times New Roman"/>
-          <w:sz w:val="22"/>
-          <w:szCs w:val="22"/>
-        </w:rPr>
-        <w:t xml:space="preserve">in </w:t>
-      </w:r>
-      <w:r>
-        <w:rPr>
-          <w:rFonts w:ascii="Times New Roman" w:hAnsi="Times New Roman" w:cs="Times New Roman"/>
-          <w:sz w:val="22"/>
-          <w:szCs w:val="22"/>
-        </w:rPr>
-        <w:t>which binary cosine correctly matched with Amos Lee’s folk song “Supply and Demand,” while TF-IDF cosine returned songs categorized as blues and jazz. However, binary cosine did not consistently produce same-genre recommendations</w:t>
-      </w:r>
-      <w:r>
-        <w:rPr>
-          <w:rFonts w:ascii="Times New Roman" w:hAnsi="Times New Roman" w:cs="Times New Roman"/>
-          <w:sz w:val="22"/>
-          <w:szCs w:val="22"/>
-        </w:rPr>
-        <w:t xml:space="preserve"> even for the same songs which was successful</w:t>
-      </w:r>
-      <w:r>
-        <w:rPr>
-          <w:rFonts w:ascii="Times New Roman" w:hAnsi="Times New Roman" w:cs="Times New Roman"/>
-          <w:sz w:val="22"/>
-          <w:szCs w:val="22"/>
-        </w:rPr>
-        <w:t>. For “Burn,” its other recommendation was “Tear Me Down” by Gov’t Mule, categorized as blues, and for “Sail Away,” its other recommendation was</w:t>
-      </w:r>
-      <w:r>
-        <w:rPr>
-          <w:rFonts w:ascii="Times New Roman" w:hAnsi="Times New Roman" w:cs="Times New Roman"/>
-          <w:sz w:val="22"/>
-          <w:szCs w:val="22"/>
-        </w:rPr>
-        <w:t xml:space="preserve"> in the jazz genr</w:t>
-      </w:r>
-      <w:r>
-        <w:rPr>
-          <w:rFonts w:ascii="Times New Roman" w:hAnsi="Times New Roman" w:cs="Times New Roman"/>
-          <w:sz w:val="22"/>
-          <w:szCs w:val="22"/>
-        </w:rPr>
-        <w:t>e</w:t>
-      </w:r>
-      <w:r>
-        <w:rPr>
-          <w:rFonts w:ascii="Times New Roman" w:hAnsi="Times New Roman" w:cs="Times New Roman"/>
-          <w:sz w:val="22"/>
-          <w:szCs w:val="22"/>
-        </w:rPr>
-        <w:t>,</w:t>
-      </w:r>
-      <w:r>
-        <w:rPr>
-          <w:rFonts w:ascii="Times New Roman" w:hAnsi="Times New Roman" w:cs="Times New Roman"/>
-          <w:sz w:val="22"/>
-          <w:szCs w:val="22"/>
-        </w:rPr>
-        <w:t xml:space="preserve"> Keri Noble’s “Piece of My Heart.” Binary cosine was therefore the strongest of the five methods tested, but its relatively low precision and inconsistent individual recommendations show that lyric </w:t>
-      </w:r>
-      <w:r>
-        <w:rPr>
-          <w:rFonts w:ascii="Times New Roman" w:hAnsi="Times New Roman" w:cs="Times New Roman"/>
-          <w:sz w:val="22"/>
-          <w:szCs w:val="22"/>
-        </w:rPr>
-        <w:t>vocabulary</w:t>
-      </w:r>
-      <w:r>
-        <w:rPr>
-          <w:rFonts w:ascii="Times New Roman" w:hAnsi="Times New Roman" w:cs="Times New Roman"/>
-          <w:sz w:val="22"/>
-          <w:szCs w:val="22"/>
-        </w:rPr>
-        <w:t xml:space="preserve"> alone is insufficient for a robust recommendation system.</w:t>
-      </w:r>
     </w:p>
     <w:p>
       <w:pPr>
@@ -416,6 +72,450 @@
           <w:sz w:val="22"/>
           <w:szCs w:val="22"/>
         </w:rPr>
+        <w:t xml:space="preserve">We evaluated the five lyric-based similarity measures </w:t>
+      </w:r>
+      <w:r>
+        <w:rPr>
+          <w:rFonts w:ascii="Times New Roman" w:hAnsi="Times New Roman" w:cs="Times New Roman"/>
+          <w:sz w:val="22"/>
+          <w:szCs w:val="22"/>
+        </w:rPr>
+        <w:t xml:space="preserve">derived from overlapping word counts </w:t>
+      </w:r>
+      <w:r>
+        <w:rPr>
+          <w:rFonts w:ascii="Times New Roman" w:hAnsi="Times New Roman" w:cs="Times New Roman"/>
+          <w:sz w:val="22"/>
+          <w:szCs w:val="22"/>
+        </w:rPr>
+        <w:t>for recommending songs: raw do</w:t>
+      </w:r>
+      <w:r>
+        <w:rPr>
+          <w:rFonts w:ascii="Times New Roman" w:hAnsi="Times New Roman" w:cs="Times New Roman"/>
+          <w:sz w:val="22"/>
+          <w:szCs w:val="22"/>
+        </w:rPr>
+        <w:t>t</w:t>
+      </w:r>
+      <w:r>
+        <w:rPr>
+          <w:rFonts w:ascii="Times New Roman" w:hAnsi="Times New Roman" w:cs="Times New Roman"/>
+          <w:sz w:val="22"/>
+          <w:szCs w:val="22"/>
+        </w:rPr>
+        <w:t xml:space="preserve"> product, cosine </w:t>
+      </w:r>
+      <w:r>
+        <w:rPr>
+          <w:rFonts w:ascii="Times New Roman" w:hAnsi="Times New Roman" w:cs="Times New Roman"/>
+          <w:sz w:val="22"/>
+          <w:szCs w:val="22"/>
+        </w:rPr>
+        <w:t>similarity</w:t>
+      </w:r>
+      <w:r>
+        <w:rPr>
+          <w:rFonts w:ascii="Times New Roman" w:hAnsi="Times New Roman" w:cs="Times New Roman"/>
+          <w:sz w:val="22"/>
+          <w:szCs w:val="22"/>
+        </w:rPr>
+        <w:t xml:space="preserve">, TF-IDF cosine similarity, and binary cosine similarity. For </w:t>
+      </w:r>
+      <w:r>
+        <w:rPr>
+          <w:rFonts w:ascii="Times New Roman" w:hAnsi="Times New Roman" w:cs="Times New Roman"/>
+          <w:sz w:val="22"/>
+          <w:szCs w:val="22"/>
+        </w:rPr>
+        <w:t xml:space="preserve">each </w:t>
+      </w:r>
+      <w:proofErr w:type="gramStart"/>
+      <w:r>
+        <w:rPr>
+          <w:rFonts w:ascii="Times New Roman" w:hAnsi="Times New Roman" w:cs="Times New Roman"/>
+          <w:sz w:val="22"/>
+          <w:szCs w:val="22"/>
+        </w:rPr>
+        <w:t>Top-40</w:t>
+      </w:r>
+      <w:proofErr w:type="gramEnd"/>
+      <w:r>
+        <w:rPr>
+          <w:rFonts w:ascii="Times New Roman" w:hAnsi="Times New Roman" w:cs="Times New Roman"/>
+          <w:sz w:val="22"/>
+          <w:szCs w:val="22"/>
+        </w:rPr>
+        <w:t xml:space="preserve"> query song, the system selected the two highest-scoring recommendations and evaluated whether those songs shared the same genre as the query song. </w:t>
+      </w:r>
+      <w:r>
+        <w:rPr>
+          <w:rFonts w:ascii="Times New Roman" w:hAnsi="Times New Roman" w:cs="Times New Roman"/>
+          <w:sz w:val="22"/>
+          <w:szCs w:val="22"/>
+        </w:rPr>
+        <w:t xml:space="preserve">The ratio of successful matches </w:t>
+      </w:r>
+      <w:r>
+        <w:rPr>
+          <w:rFonts w:ascii="Times New Roman" w:hAnsi="Times New Roman" w:cs="Times New Roman"/>
+          <w:sz w:val="22"/>
+          <w:szCs w:val="22"/>
+        </w:rPr>
+        <w:t>Binary cosine similarity performed the best, achieving a precision@2</w:t>
+      </w:r>
+      <w:r>
+        <w:rPr>
+          <w:rFonts w:ascii="Times New Roman" w:hAnsi="Times New Roman" w:cs="Times New Roman"/>
+          <w:sz w:val="22"/>
+          <w:szCs w:val="22"/>
+        </w:rPr>
+        <w:t xml:space="preserve"> (proportion of successful genre matches)</w:t>
+      </w:r>
+      <w:r>
+        <w:rPr>
+          <w:rFonts w:ascii="Times New Roman" w:hAnsi="Times New Roman" w:cs="Times New Roman"/>
+          <w:sz w:val="22"/>
+          <w:szCs w:val="22"/>
+        </w:rPr>
+        <w:t xml:space="preserve"> of approximately 0.24, </w:t>
+      </w:r>
+      <w:r>
+        <w:rPr>
+          <w:rFonts w:ascii="Times New Roman" w:hAnsi="Times New Roman" w:cs="Times New Roman"/>
+          <w:sz w:val="22"/>
+          <w:szCs w:val="22"/>
+        </w:rPr>
+        <w:t>compared</w:t>
+      </w:r>
+      <w:r>
+        <w:rPr>
+          <w:rFonts w:ascii="Times New Roman" w:hAnsi="Times New Roman" w:cs="Times New Roman"/>
+          <w:sz w:val="22"/>
+          <w:szCs w:val="22"/>
+        </w:rPr>
+        <w:t xml:space="preserve"> with 0.21 for TF-IDF cosine, 0.20 for raw cosine, 0.10 for TF-IDF dot product, and 0.08 for raw </w:t>
+      </w:r>
+      <w:r>
+        <w:rPr>
+          <w:rFonts w:ascii="Times New Roman" w:hAnsi="Times New Roman" w:cs="Times New Roman"/>
+          <w:sz w:val="22"/>
+          <w:szCs w:val="22"/>
+        </w:rPr>
+        <w:t xml:space="preserve">dot </w:t>
+      </w:r>
+      <w:r>
+        <w:rPr>
+          <w:rFonts w:ascii="Times New Roman" w:hAnsi="Times New Roman" w:cs="Times New Roman"/>
+          <w:sz w:val="22"/>
+          <w:szCs w:val="22"/>
+        </w:rPr>
+        <w:t xml:space="preserve">product. Based on these results, we recommend binary cosine similarity for this lyric-only prototype. Unlike the other methods, binary cosine focuses on whether a word is present or absent </w:t>
+      </w:r>
+      <w:r>
+        <w:rPr>
+          <w:rFonts w:ascii="Times New Roman" w:hAnsi="Times New Roman" w:cs="Times New Roman"/>
+          <w:sz w:val="22"/>
+          <w:szCs w:val="22"/>
+        </w:rPr>
+        <w:t xml:space="preserve">in both songs </w:t>
+      </w:r>
+      <w:r>
+        <w:rPr>
+          <w:rFonts w:ascii="Times New Roman" w:hAnsi="Times New Roman" w:cs="Times New Roman"/>
+          <w:sz w:val="22"/>
+          <w:szCs w:val="22"/>
+        </w:rPr>
+        <w:t>rather than how frequently it appears</w:t>
+      </w:r>
+      <w:r>
+        <w:rPr>
+          <w:rFonts w:ascii="Times New Roman" w:hAnsi="Times New Roman" w:cs="Times New Roman"/>
+          <w:sz w:val="22"/>
+          <w:szCs w:val="22"/>
+        </w:rPr>
+        <w:t xml:space="preserve"> in both songs</w:t>
+      </w:r>
+      <w:r>
+        <w:rPr>
+          <w:rFonts w:ascii="Times New Roman" w:hAnsi="Times New Roman" w:cs="Times New Roman"/>
+          <w:sz w:val="22"/>
+          <w:szCs w:val="22"/>
+        </w:rPr>
+        <w:t xml:space="preserve">. </w:t>
+      </w:r>
+      <w:r>
+        <w:rPr>
+          <w:rFonts w:ascii="Times New Roman" w:hAnsi="Times New Roman" w:cs="Times New Roman"/>
+          <w:sz w:val="22"/>
+          <w:szCs w:val="22"/>
+        </w:rPr>
+        <w:t>The</w:t>
+      </w:r>
+      <w:r>
+        <w:rPr>
+          <w:rFonts w:ascii="Times New Roman" w:hAnsi="Times New Roman" w:cs="Times New Roman"/>
+          <w:sz w:val="22"/>
+          <w:szCs w:val="22"/>
+        </w:rPr>
+        <w:t xml:space="preserve"> s</w:t>
+      </w:r>
+      <w:r>
+        <w:rPr>
+          <w:rFonts w:ascii="Times New Roman" w:hAnsi="Times New Roman" w:cs="Times New Roman"/>
+          <w:sz w:val="22"/>
+          <w:szCs w:val="22"/>
+        </w:rPr>
+        <w:t>tronger performance</w:t>
+      </w:r>
+      <w:r>
+        <w:rPr>
+          <w:rFonts w:ascii="Times New Roman" w:hAnsi="Times New Roman" w:cs="Times New Roman"/>
+          <w:sz w:val="22"/>
+          <w:szCs w:val="22"/>
+        </w:rPr>
+        <w:t xml:space="preserve"> of the binary cosine method</w:t>
+      </w:r>
+      <w:r>
+        <w:rPr>
+          <w:rFonts w:ascii="Times New Roman" w:hAnsi="Times New Roman" w:cs="Times New Roman"/>
+          <w:sz w:val="22"/>
+          <w:szCs w:val="22"/>
+        </w:rPr>
+        <w:t xml:space="preserve"> suggests that shared </w:t>
+      </w:r>
+      <w:r>
+        <w:rPr>
+          <w:rFonts w:ascii="Times New Roman" w:hAnsi="Times New Roman" w:cs="Times New Roman"/>
+          <w:sz w:val="22"/>
+          <w:szCs w:val="22"/>
+        </w:rPr>
+        <w:t>vocabulary</w:t>
+      </w:r>
+      <w:r>
+        <w:rPr>
+          <w:rFonts w:ascii="Times New Roman" w:hAnsi="Times New Roman" w:cs="Times New Roman"/>
+          <w:sz w:val="22"/>
+          <w:szCs w:val="22"/>
+        </w:rPr>
+        <w:t xml:space="preserve"> may be more informative for identifying similar songs than the </w:t>
+      </w:r>
+      <w:r>
+        <w:rPr>
+          <w:rFonts w:ascii="Times New Roman" w:hAnsi="Times New Roman" w:cs="Times New Roman"/>
+          <w:sz w:val="22"/>
+          <w:szCs w:val="22"/>
+        </w:rPr>
+        <w:t>frequency</w:t>
+      </w:r>
+      <w:r>
+        <w:rPr>
+          <w:rFonts w:ascii="Times New Roman" w:hAnsi="Times New Roman" w:cs="Times New Roman"/>
+          <w:sz w:val="22"/>
+          <w:szCs w:val="22"/>
+        </w:rPr>
+        <w:t xml:space="preserve"> of individual words</w:t>
+      </w:r>
+      <w:r>
+        <w:rPr>
+          <w:rFonts w:ascii="Times New Roman" w:hAnsi="Times New Roman" w:cs="Times New Roman"/>
+          <w:sz w:val="22"/>
+          <w:szCs w:val="22"/>
+        </w:rPr>
+        <w:t xml:space="preserve"> in that shared vocabulary</w:t>
+      </w:r>
+      <w:r>
+        <w:rPr>
+          <w:rFonts w:ascii="Times New Roman" w:hAnsi="Times New Roman" w:cs="Times New Roman"/>
+          <w:sz w:val="22"/>
+          <w:szCs w:val="22"/>
+        </w:rPr>
+        <w:t xml:space="preserve">, and that repeated word usage may introduce noise rather than improve the similarity measure. </w:t>
+      </w:r>
+    </w:p>
+    <w:p>
+      <w:pPr>
+        <w:spacing w:after="0" w:line="480" w:lineRule="auto"/>
+        <w:ind w:firstLine="720"/>
+        <w:rPr>
+          <w:rFonts w:ascii="Times New Roman" w:hAnsi="Times New Roman" w:cs="Times New Roman"/>
+          <w:sz w:val="22"/>
+          <w:szCs w:val="22"/>
+        </w:rPr>
+      </w:pPr>
+      <w:r>
+        <w:rPr>
+          <w:rFonts w:ascii="Times New Roman" w:hAnsi="Times New Roman" w:cs="Times New Roman"/>
+          <w:sz w:val="22"/>
+          <w:szCs w:val="22"/>
+        </w:rPr>
+        <w:t xml:space="preserve">The ranking examples also show why binary cosine was the strongest of the five methods, although its recommendations were still inconsistent. For </w:t>
+      </w:r>
+      <w:proofErr w:type="gramStart"/>
+      <w:r>
+        <w:rPr>
+          <w:rFonts w:ascii="Times New Roman" w:hAnsi="Times New Roman" w:cs="Times New Roman"/>
+          <w:sz w:val="22"/>
+          <w:szCs w:val="22"/>
+        </w:rPr>
+        <w:t>Nine Inch</w:t>
+      </w:r>
+      <w:proofErr w:type="gramEnd"/>
+      <w:r>
+        <w:rPr>
+          <w:rFonts w:ascii="Times New Roman" w:hAnsi="Times New Roman" w:cs="Times New Roman"/>
+          <w:sz w:val="22"/>
+          <w:szCs w:val="22"/>
+        </w:rPr>
+        <w:t xml:space="preserve"> Nails’ rock song “Burn,” binary cosine correctly matched it with “Web in Front,” another rock song, while TF-IDF cosine</w:t>
+      </w:r>
+      <w:r>
+        <w:rPr>
+          <w:rFonts w:ascii="Times New Roman" w:hAnsi="Times New Roman" w:cs="Times New Roman"/>
+          <w:sz w:val="22"/>
+          <w:szCs w:val="22"/>
+        </w:rPr>
+        <w:t>, the second-best method,</w:t>
+      </w:r>
+      <w:r>
+        <w:rPr>
+          <w:rFonts w:ascii="Times New Roman" w:hAnsi="Times New Roman" w:cs="Times New Roman"/>
+          <w:sz w:val="22"/>
+          <w:szCs w:val="22"/>
+        </w:rPr>
+        <w:t xml:space="preserve"> instead recommended “Crazy World,” an electronic song, and “</w:t>
+      </w:r>
+      <w:r>
+        <w:rPr>
+          <w:rFonts w:ascii="Times New Roman" w:hAnsi="Times New Roman" w:cs="Times New Roman"/>
+          <w:sz w:val="22"/>
+          <w:szCs w:val="22"/>
+        </w:rPr>
+        <w:t>F</w:t>
+      </w:r>
+      <w:r>
+        <w:rPr>
+          <w:rFonts w:ascii="Times New Roman" w:hAnsi="Times New Roman" w:cs="Times New Roman"/>
+          <w:sz w:val="22"/>
+          <w:szCs w:val="22"/>
+        </w:rPr>
+        <w:t xml:space="preserve">ire in Babylon,” a metal song. A similar pattern appeared with David Gray’s folk song “Sail Away,” </w:t>
+      </w:r>
+      <w:r>
+        <w:rPr>
+          <w:rFonts w:ascii="Times New Roman" w:hAnsi="Times New Roman" w:cs="Times New Roman"/>
+          <w:sz w:val="22"/>
+          <w:szCs w:val="22"/>
+        </w:rPr>
+        <w:t xml:space="preserve">in </w:t>
+      </w:r>
+      <w:r>
+        <w:rPr>
+          <w:rFonts w:ascii="Times New Roman" w:hAnsi="Times New Roman" w:cs="Times New Roman"/>
+          <w:sz w:val="22"/>
+          <w:szCs w:val="22"/>
+        </w:rPr>
+        <w:t>which binary cosine correctly matched with Amos Lee’s folk song “Supply and Demand,” while TF-IDF cosine returned songs categorized as blues and jazz. However, binary cosine did not consistently produce same-genre recommendations</w:t>
+      </w:r>
+      <w:r>
+        <w:rPr>
+          <w:rFonts w:ascii="Times New Roman" w:hAnsi="Times New Roman" w:cs="Times New Roman"/>
+          <w:sz w:val="22"/>
+          <w:szCs w:val="22"/>
+        </w:rPr>
+        <w:t xml:space="preserve"> even for the same songs which </w:t>
+      </w:r>
+      <w:proofErr w:type="gramStart"/>
+      <w:r>
+        <w:rPr>
+          <w:rFonts w:ascii="Times New Roman" w:hAnsi="Times New Roman" w:cs="Times New Roman"/>
+          <w:sz w:val="22"/>
+          <w:szCs w:val="22"/>
+        </w:rPr>
+        <w:t>was</w:t>
+      </w:r>
+      <w:proofErr w:type="gramEnd"/>
+      <w:r>
+        <w:rPr>
+          <w:rFonts w:ascii="Times New Roman" w:hAnsi="Times New Roman" w:cs="Times New Roman"/>
+          <w:sz w:val="22"/>
+          <w:szCs w:val="22"/>
+        </w:rPr>
+        <w:t xml:space="preserve"> successful</w:t>
+      </w:r>
+      <w:r>
+        <w:rPr>
+          <w:rFonts w:ascii="Times New Roman" w:hAnsi="Times New Roman" w:cs="Times New Roman"/>
+          <w:sz w:val="22"/>
+          <w:szCs w:val="22"/>
+        </w:rPr>
+        <w:t>. For “Burn,” its other recommendation was “Tear Me Down” by Gov’t Mule, categorized as blues, and for “Sail Away,” its other recommendation was</w:t>
+      </w:r>
+      <w:r>
+        <w:rPr>
+          <w:rFonts w:ascii="Times New Roman" w:hAnsi="Times New Roman" w:cs="Times New Roman"/>
+          <w:sz w:val="22"/>
+          <w:szCs w:val="22"/>
+        </w:rPr>
+        <w:t xml:space="preserve"> in the jazz genr</w:t>
+      </w:r>
+      <w:r>
+        <w:rPr>
+          <w:rFonts w:ascii="Times New Roman" w:hAnsi="Times New Roman" w:cs="Times New Roman"/>
+          <w:sz w:val="22"/>
+          <w:szCs w:val="22"/>
+        </w:rPr>
+        <w:t>e</w:t>
+      </w:r>
+      <w:r>
+        <w:rPr>
+          <w:rFonts w:ascii="Times New Roman" w:hAnsi="Times New Roman" w:cs="Times New Roman"/>
+          <w:sz w:val="22"/>
+          <w:szCs w:val="22"/>
+        </w:rPr>
+        <w:t>,</w:t>
+      </w:r>
+      <w:r>
+        <w:rPr>
+          <w:rFonts w:ascii="Times New Roman" w:hAnsi="Times New Roman" w:cs="Times New Roman"/>
+          <w:sz w:val="22"/>
+          <w:szCs w:val="22"/>
+        </w:rPr>
+        <w:t xml:space="preserve"> Keri Noble’s “Piece of My Heart.” Binary cosine was therefore the strongest of the five methods tested, but its relatively low precision and inconsistent individual recommendations show that lyric </w:t>
+      </w:r>
+      <w:r>
+        <w:rPr>
+          <w:rFonts w:ascii="Times New Roman" w:hAnsi="Times New Roman" w:cs="Times New Roman"/>
+          <w:sz w:val="22"/>
+          <w:szCs w:val="22"/>
+        </w:rPr>
+        <w:t>vocabulary</w:t>
+      </w:r>
+      <w:r>
+        <w:rPr>
+          <w:rFonts w:ascii="Times New Roman" w:hAnsi="Times New Roman" w:cs="Times New Roman"/>
+          <w:sz w:val="22"/>
+          <w:szCs w:val="22"/>
+        </w:rPr>
+        <w:t xml:space="preserve"> alone is insufficient for a robust recommendation system.</w:t>
+      </w:r>
+    </w:p>
+    <w:p>
+      <w:pPr>
+        <w:spacing w:after="0" w:line="480" w:lineRule="auto"/>
+        <w:ind w:firstLine="720"/>
+        <w:rPr>
+          <w:rFonts w:ascii="Times New Roman" w:hAnsi="Times New Roman" w:cs="Times New Roman"/>
+          <w:sz w:val="22"/>
+          <w:szCs w:val="22"/>
+        </w:rPr>
+      </w:pPr>
+      <w:r>
+        <w:rPr>
+          <w:rFonts w:ascii="Times New Roman" w:hAnsi="Times New Roman" w:cs="Times New Roman"/>
+          <w:sz w:val="22"/>
+          <w:szCs w:val="22"/>
+        </w:rPr>
         <w:t>A major limitation of all five methods is that individual words are ambiguous without linguistic and musical context, and because songs across different genres can share similar subjects, emotions, and vocabulary, shared word usage does not necessarily indicate musical similarity</w:t>
       </w:r>
       <w:r>
@@ -488,7 +588,16 @@
           <w:sz w:val="22"/>
           <w:szCs w:val="22"/>
         </w:rPr>
-        <w:t xml:space="preserve">beats per minute for measuring </w:t>
+        <w:t xml:space="preserve">beats per minute for </w:t>
+      </w:r>
+      <w:r>
+        <w:rPr>
+          <w:rFonts w:ascii="Times New Roman" w:hAnsi="Times New Roman" w:cs="Times New Roman"/>
+          <w:sz w:val="22"/>
+          <w:szCs w:val="22"/>
+        </w:rPr>
+        <w:lastRenderedPageBreak/>
+        <w:t xml:space="preserve">measuring </w:t>
       </w:r>
       <w:r>
         <w:rPr>
@@ -520,16 +629,7 @@
           <w:sz w:val="22"/>
           <w:szCs w:val="22"/>
         </w:rPr>
-        <w:t xml:space="preserve">Overall, binary cosine is the best method tested because shared vocabulary presence produced the highest genre-matching precision, but its precision </w:t>
-      </w:r>
-      <w:r>
-        <w:rPr>
-          <w:rFonts w:ascii="Times New Roman" w:hAnsi="Times New Roman" w:cs="Times New Roman"/>
-          <w:sz w:val="22"/>
-          <w:szCs w:val="22"/>
-        </w:rPr>
-        <w:lastRenderedPageBreak/>
-        <w:t>of only about 24% demonstrates that lyric count</w:t>
+        <w:t>Overall, binary cosine is the best method tested because shared vocabulary presence produced the highest genre-matching precision, but its precision of only about 24% demonstrates that lyric count</w:t>
       </w:r>
       <w:r>
         <w:rPr>
@@ -1172,7 +1272,6 @@
   <w:style w:type="character" w:default="1" w:styleId="DefaultParagraphFont">
     <w:name w:val="Default Paragraph Font"/>
     <w:uiPriority w:val="1"/>
-    <w:semiHidden/>
     <w:unhideWhenUsed/>
   </w:style>
   <w:style w:type="table" w:default="1" w:styleId="TableNormal">
